--- a/tests/fixtures/docx/floating.docx
+++ b/tests/fixtures/docx/floating.docx
@@ -55,7 +55,7 @@
         </w:drawing>
       </w:r>
       <w:r>
-        <w:t xml:space="preserve"> text after the anchor.</w:t>
+        <w:t xml:space="preserve"> text after the anchor flows around the picture on its left side until the lines pass below it. text after the anchor flows around the picture on its left side until the lines pass below it. text after the anchor flows around the picture on its left side until the lines pass below it. text after the anchor flows around the picture on its left side until the lines pass below it.</w:t>
       </w:r>
     </w:p>
     <w:p>
@@ -104,6 +104,9 @@
             </a:graphic>
           </wp:anchor>
         </w:drawing>
+      </w:r>
+      <w:r>
+        <w:t xml:space="preserve"> text over the picture.</w:t>
       </w:r>
     </w:p>
     <w:p>
